--- a/Gabriel/.Net Backend/GABRIEL POPA CV.docx
+++ b/Gabriel/.Net Backend/GABRIEL POPA CV.docx
@@ -397,7 +397,6 @@
         </w:rPr>
         <w:t xml:space="preserve">, </w:t>
       </w:r>
-      <w:proofErr w:type="spellStart"/>
       <w:r>
         <w:rPr>
           <w:rStyle w:val="Strong"/>
@@ -406,7 +405,6 @@
         </w:rPr>
         <w:t>PostgreSQL</w:t>
       </w:r>
-      <w:proofErr w:type="spellEnd"/>
       <w:r>
         <w:rPr>
           <w:rFonts w:ascii="Times New Roman" w:hAnsi="Times New Roman" w:cs="Times New Roman"/>
@@ -429,7 +427,6 @@
         </w:rPr>
         <w:t xml:space="preserve">, </w:t>
       </w:r>
-      <w:proofErr w:type="spellStart"/>
       <w:r>
         <w:rPr>
           <w:rStyle w:val="Strong"/>
@@ -438,7 +435,6 @@
         </w:rPr>
         <w:t>Docker</w:t>
       </w:r>
-      <w:proofErr w:type="spellEnd"/>
       <w:r>
         <w:rPr>
           <w:rFonts w:ascii="Times New Roman" w:hAnsi="Times New Roman" w:cs="Times New Roman"/>
@@ -698,79 +694,7 @@
           <w:szCs w:val="24"/>
           <w:lang w:eastAsia="en-US"/>
         </w:rPr>
-        <w:t>VSTO Add-ins</w:t>
-      </w:r>
-      <w:r>
-        <w:rPr>
-          <w:rFonts w:ascii="Times New Roman" w:eastAsia="Times New Roman" w:hAnsi="Times New Roman" w:cs="Times New Roman"/>
-          <w:sz w:val="22"/>
-          <w:szCs w:val="24"/>
-          <w:lang w:eastAsia="en-US"/>
-        </w:rPr>
-        <w:t xml:space="preserve">, </w:t>
-      </w:r>
-      <w:r>
-        <w:rPr>
-          <w:rFonts w:ascii="Times New Roman" w:eastAsia="Times New Roman" w:hAnsi="Times New Roman" w:cs="Times New Roman"/>
-          <w:sz w:val="22"/>
-          <w:szCs w:val="24"/>
-          <w:lang w:eastAsia="en-US"/>
-        </w:rPr>
-        <w:t>VBA-to-C# translation</w:t>
-      </w:r>
-      <w:r>
-        <w:rPr>
-          <w:rFonts w:ascii="Times New Roman" w:eastAsia="Times New Roman" w:hAnsi="Times New Roman" w:cs="Times New Roman"/>
-          <w:sz w:val="22"/>
-          <w:szCs w:val="24"/>
-          <w:lang w:eastAsia="en-US"/>
-        </w:rPr>
-        <w:t xml:space="preserve">, </w:t>
-      </w:r>
-      <w:r>
-        <w:rPr>
-          <w:rFonts w:ascii="Times New Roman" w:eastAsia="Times New Roman" w:hAnsi="Times New Roman" w:cs="Times New Roman"/>
-          <w:sz w:val="22"/>
-          <w:szCs w:val="24"/>
-          <w:lang w:eastAsia="en-US"/>
-        </w:rPr>
-        <w:t>Office Object Model Automation</w:t>
-      </w:r>
-      <w:r>
-        <w:rPr>
-          <w:rFonts w:ascii="Times New Roman" w:eastAsia="Times New Roman" w:hAnsi="Times New Roman" w:cs="Times New Roman"/>
-          <w:sz w:val="22"/>
-          <w:szCs w:val="24"/>
-          <w:lang w:eastAsia="en-US"/>
-        </w:rPr>
-        <w:t xml:space="preserve">, </w:t>
-      </w:r>
-      <w:r>
-        <w:rPr>
-          <w:rFonts w:ascii="Times New Roman" w:eastAsia="Times New Roman" w:hAnsi="Times New Roman" w:cs="Times New Roman"/>
-          <w:sz w:val="22"/>
-          <w:szCs w:val="24"/>
-          <w:lang w:eastAsia="en-US"/>
-        </w:rPr>
-        <w:t>PowerPoint Automation</w:t>
-      </w:r>
-      <w:r>
-        <w:rPr>
-          <w:rFonts w:ascii="Times New Roman" w:eastAsia="Times New Roman" w:hAnsi="Times New Roman" w:cs="Times New Roman"/>
-          <w:sz w:val="22"/>
-          <w:szCs w:val="24"/>
-          <w:lang w:eastAsia="en-US"/>
-        </w:rPr>
-        <w:t xml:space="preserve">, </w:t>
-      </w:r>
-      <w:r>
-        <w:rPr>
-          <w:rFonts w:ascii="Times New Roman" w:eastAsia="Times New Roman" w:hAnsi="Times New Roman" w:cs="Times New Roman"/>
-          <w:sz w:val="22"/>
-          <w:szCs w:val="24"/>
-          <w:lang w:eastAsia="en-US"/>
-        </w:rPr>
-        <w:t>Word Object Model Automation</w:t>
+        <w:t>VSTO Add-ins, VBA-to-C# translation, Office Object Model Automation, PowerPoint Automation, Word Object Model Automation</w:t>
       </w:r>
     </w:p>
     <w:p>
@@ -905,7 +829,6 @@
         </w:rPr>
         <w:t xml:space="preserve">, </w:t>
       </w:r>
-      <w:proofErr w:type="spellStart"/>
       <w:r>
         <w:rPr>
           <w:rFonts w:ascii="Times New Roman" w:eastAsia="Times New Roman" w:hAnsi="Times New Roman" w:cs="Times New Roman"/>
@@ -917,7 +840,6 @@
         </w:rPr>
         <w:t>PostgreSQL</w:t>
       </w:r>
-      <w:proofErr w:type="spellEnd"/>
       <w:r>
         <w:rPr>
           <w:rFonts w:ascii="Times New Roman" w:eastAsia="Times New Roman" w:hAnsi="Times New Roman" w:cs="Times New Roman"/>
@@ -972,31 +894,7 @@
           <w:szCs w:val="24"/>
           <w:lang w:eastAsia="en-US"/>
         </w:rPr>
-        <w:t xml:space="preserve">Cloud &amp; </w:t>
-      </w:r>
-      <w:proofErr w:type="spellStart"/>
-      <w:r>
-        <w:rPr>
-          <w:rFonts w:ascii="Times New Roman" w:eastAsia="Times New Roman" w:hAnsi="Times New Roman" w:cs="Times New Roman"/>
-          <w:b/>
-          <w:bCs/>
-          <w:sz w:val="22"/>
-          <w:szCs w:val="24"/>
-          <w:lang w:eastAsia="en-US"/>
-        </w:rPr>
-        <w:t>DevOps</w:t>
-      </w:r>
-      <w:proofErr w:type="spellEnd"/>
-      <w:r>
-        <w:rPr>
-          <w:rFonts w:ascii="Times New Roman" w:eastAsia="Times New Roman" w:hAnsi="Times New Roman" w:cs="Times New Roman"/>
-          <w:b/>
-          <w:bCs/>
-          <w:sz w:val="22"/>
-          <w:szCs w:val="24"/>
-          <w:lang w:eastAsia="en-US"/>
-        </w:rPr>
-        <w:t>:</w:t>
+        <w:t>Cloud &amp; DevOps:</w:t>
       </w:r>
       <w:r>
         <w:rPr>
@@ -1056,109 +954,16 @@
           <w:szCs w:val="24"/>
           <w:lang w:eastAsia="en-US"/>
         </w:rPr>
-        <w:t xml:space="preserve">Azure </w:t>
-      </w:r>
-      <w:proofErr w:type="spellStart"/>
-      <w:r>
-        <w:rPr>
-          <w:rFonts w:ascii="Times New Roman" w:eastAsia="Times New Roman" w:hAnsi="Times New Roman" w:cs="Times New Roman"/>
-          <w:b/>
-          <w:bCs/>
-          <w:sz w:val="22"/>
-          <w:szCs w:val="24"/>
-          <w:lang w:eastAsia="en-US"/>
-        </w:rPr>
-        <w:t>DevOps</w:t>
-      </w:r>
-      <w:proofErr w:type="spellEnd"/>
-      <w:r>
-        <w:rPr>
-          <w:rFonts w:ascii="Times New Roman" w:eastAsia="Times New Roman" w:hAnsi="Times New Roman" w:cs="Times New Roman"/>
-          <w:sz w:val="22"/>
-          <w:szCs w:val="24"/>
-          <w:lang w:eastAsia="en-US"/>
-        </w:rPr>
-        <w:t xml:space="preserve">, Azure SQL, Blob Storage, Azure Monitor, AWS, </w:t>
-      </w:r>
-      <w:proofErr w:type="spellStart"/>
-      <w:r>
-        <w:rPr>
-          <w:rFonts w:ascii="Times New Roman" w:eastAsia="Times New Roman" w:hAnsi="Times New Roman" w:cs="Times New Roman"/>
-          <w:sz w:val="22"/>
-          <w:szCs w:val="24"/>
-          <w:lang w:eastAsia="en-US"/>
-        </w:rPr>
-        <w:t>Docker</w:t>
-      </w:r>
-      <w:proofErr w:type="spellEnd"/>
-      <w:r>
-        <w:rPr>
-          <w:rFonts w:ascii="Times New Roman" w:eastAsia="Times New Roman" w:hAnsi="Times New Roman" w:cs="Times New Roman"/>
-          <w:sz w:val="22"/>
-          <w:szCs w:val="24"/>
-          <w:lang w:eastAsia="en-US"/>
-        </w:rPr>
-        <w:t xml:space="preserve">, </w:t>
-      </w:r>
-      <w:proofErr w:type="spellStart"/>
-      <w:r>
-        <w:rPr>
-          <w:rFonts w:ascii="Times New Roman" w:eastAsia="Times New Roman" w:hAnsi="Times New Roman" w:cs="Times New Roman"/>
-          <w:sz w:val="22"/>
-          <w:szCs w:val="24"/>
-          <w:lang w:eastAsia="en-US"/>
-        </w:rPr>
-        <w:t>Kubernetes</w:t>
-      </w:r>
-      <w:proofErr w:type="spellEnd"/>
-      <w:r>
-        <w:rPr>
-          <w:rFonts w:ascii="Times New Roman" w:eastAsia="Times New Roman" w:hAnsi="Times New Roman" w:cs="Times New Roman"/>
-          <w:sz w:val="22"/>
-          <w:szCs w:val="24"/>
-          <w:lang w:eastAsia="en-US"/>
-        </w:rPr>
-        <w:t xml:space="preserve"> basics, </w:t>
-      </w:r>
-      <w:proofErr w:type="spellStart"/>
-      <w:r>
-        <w:rPr>
-          <w:rFonts w:ascii="Times New Roman" w:eastAsia="Times New Roman" w:hAnsi="Times New Roman" w:cs="Times New Roman"/>
-          <w:sz w:val="22"/>
-          <w:szCs w:val="24"/>
-          <w:lang w:eastAsia="en-US"/>
-        </w:rPr>
-        <w:t>GitHub</w:t>
-      </w:r>
-      <w:proofErr w:type="spellEnd"/>
-      <w:r>
-        <w:rPr>
-          <w:rFonts w:ascii="Times New Roman" w:eastAsia="Times New Roman" w:hAnsi="Times New Roman" w:cs="Times New Roman"/>
-          <w:sz w:val="22"/>
-          <w:szCs w:val="24"/>
-          <w:lang w:eastAsia="en-US"/>
-        </w:rPr>
-        <w:t xml:space="preserve"> Actions, Jenkins, CI/CD pipelines, IIS, </w:t>
-      </w:r>
-      <w:proofErr w:type="spellStart"/>
-      <w:r>
-        <w:rPr>
-          <w:rFonts w:ascii="Times New Roman" w:eastAsia="Times New Roman" w:hAnsi="Times New Roman" w:cs="Times New Roman"/>
-          <w:sz w:val="22"/>
-          <w:szCs w:val="24"/>
-          <w:lang w:eastAsia="en-US"/>
-        </w:rPr>
-        <w:t>Nginx</w:t>
-      </w:r>
-      <w:proofErr w:type="spellEnd"/>
-      <w:r>
-        <w:rPr>
-          <w:rFonts w:ascii="Times New Roman" w:eastAsia="Times New Roman" w:hAnsi="Times New Roman" w:cs="Times New Roman"/>
-          <w:sz w:val="22"/>
-          <w:szCs w:val="24"/>
-          <w:lang w:eastAsia="en-US"/>
-        </w:rPr>
-        <w:t>, Linux, deployment troubleshooting</w:t>
+        <w:t>Azure DevOps</w:t>
+      </w:r>
+      <w:r>
+        <w:rPr>
+          <w:rFonts w:ascii="Times New Roman" w:eastAsia="Times New Roman" w:hAnsi="Times New Roman" w:cs="Times New Roman"/>
+          <w:sz w:val="22"/>
+          <w:szCs w:val="24"/>
+          <w:lang w:eastAsia="en-US"/>
+        </w:rPr>
+        <w:t>, Azure SQL, Blob Storage, Azure Monitor, AWS, Docker, Kubernetes basics, GitHub Actions, Jenkins, CI/CD pipelines, IIS, Nginx, Linux, deployment troubleshooting</w:t>
       </w:r>
     </w:p>
     <w:p>
@@ -1176,29 +981,16 @@
           <w:lang w:eastAsia="en-US"/>
         </w:rPr>
       </w:pPr>
-      <w:proofErr w:type="spellStart"/>
-      <w:r>
-        <w:rPr>
-          <w:rFonts w:ascii="Times New Roman" w:eastAsia="Times New Roman" w:hAnsi="Times New Roman" w:cs="Times New Roman"/>
-          <w:b/>
-          <w:bCs/>
-          <w:sz w:val="22"/>
-          <w:szCs w:val="24"/>
-          <w:lang w:eastAsia="en-US"/>
-        </w:rPr>
-        <w:t>Observability</w:t>
-      </w:r>
-      <w:proofErr w:type="spellEnd"/>
-      <w:r>
-        <w:rPr>
-          <w:rFonts w:ascii="Times New Roman" w:eastAsia="Times New Roman" w:hAnsi="Times New Roman" w:cs="Times New Roman"/>
-          <w:b/>
-          <w:bCs/>
-          <w:sz w:val="22"/>
-          <w:szCs w:val="24"/>
-          <w:lang w:eastAsia="en-US"/>
-        </w:rPr>
-        <w:t xml:space="preserve"> / Quality / Security:</w:t>
+      <w:r>
+        <w:rPr>
+          <w:rFonts w:ascii="Times New Roman" w:eastAsia="Times New Roman" w:hAnsi="Times New Roman" w:cs="Times New Roman"/>
+          <w:b/>
+          <w:bCs/>
+          <w:sz w:val="22"/>
+          <w:szCs w:val="24"/>
+          <w:lang w:eastAsia="en-US"/>
+        </w:rPr>
+        <w:t>Observability / Quality / Security:</w:t>
       </w:r>
       <w:r>
         <w:rPr>
@@ -1704,20 +1496,7 @@
           <w:szCs w:val="22"/>
           <w:lang w:eastAsia="en-US"/>
         </w:rPr>
-        <w:t>.NET / C</w:t>
-      </w:r>
-      <w:bookmarkStart w:id="0" w:name="_GoBack"/>
-      <w:bookmarkEnd w:id="0"/>
-      <w:r>
-        <w:rPr>
-          <w:rFonts w:ascii="Times New Roman" w:eastAsia="Times New Roman" w:hAnsi="Times New Roman" w:cs="Times New Roman"/>
-          <w:b/>
-          <w:bCs/>
-          <w:sz w:val="22"/>
-          <w:szCs w:val="22"/>
-          <w:lang w:eastAsia="en-US"/>
-        </w:rPr>
-        <w:t>#</w:t>
+        <w:t>.NET / C#</w:t>
       </w:r>
       <w:r>
         <w:rPr>
@@ -2149,27 +1928,7 @@
           <w:szCs w:val="24"/>
           <w:lang w:eastAsia="en-US"/>
         </w:rPr>
-        <w:t xml:space="preserve">Strengthened release reliability by standardizing environment configuration, improving </w:t>
-      </w:r>
-      <w:proofErr w:type="spellStart"/>
-      <w:r>
-        <w:rPr>
-          <w:rFonts w:ascii="Times New Roman" w:eastAsia="Times New Roman" w:hAnsi="Times New Roman" w:cs="Times New Roman"/>
-          <w:sz w:val="22"/>
-          <w:szCs w:val="24"/>
-          <w:lang w:eastAsia="en-US"/>
-        </w:rPr>
-        <w:t>Docker</w:t>
-      </w:r>
-      <w:proofErr w:type="spellEnd"/>
-      <w:r>
-        <w:rPr>
-          <w:rFonts w:ascii="Times New Roman" w:eastAsia="Times New Roman" w:hAnsi="Times New Roman" w:cs="Times New Roman"/>
-          <w:sz w:val="22"/>
-          <w:szCs w:val="24"/>
-          <w:lang w:eastAsia="en-US"/>
-        </w:rPr>
-        <w:t xml:space="preserve"> build consistency, and adding stricter CI/CD validation gates, which helped backend deployments complete with fewer environment-specific failures.</w:t>
+        <w:t>Strengthened release reliability by standardizing environment configuration, improving Docker build consistency, and adding stricter CI/CD validation gates, which helped backend deployments complete with fewer environment-specific failures.</w:t>
       </w:r>
     </w:p>
     <w:p>
@@ -2739,7 +2498,6 @@
         </w:rPr>
         <w:t xml:space="preserve">Helped standardize containerized development and release workflows with </w:t>
       </w:r>
-      <w:proofErr w:type="spellStart"/>
       <w:r>
         <w:rPr>
           <w:rFonts w:ascii="Times New Roman" w:eastAsia="Times New Roman" w:hAnsi="Times New Roman" w:cs="Times New Roman"/>
@@ -2751,7 +2509,6 @@
         </w:rPr>
         <w:t>Docker</w:t>
       </w:r>
-      <w:proofErr w:type="spellEnd"/>
       <w:r>
         <w:rPr>
           <w:rFonts w:ascii="Times New Roman" w:eastAsia="Times New Roman" w:hAnsi="Times New Roman" w:cs="Times New Roman"/>
@@ -2895,8 +2652,10 @@
           <w:sz w:val="22"/>
           <w:szCs w:val="28"/>
         </w:rPr>
-        <w:t>Sept</w:t>
-      </w:r>
+        <w:t>Sep</w:t>
+      </w:r>
+      <w:bookmarkStart w:id="0" w:name="_GoBack"/>
+      <w:bookmarkEnd w:id="0"/>
       <w:r>
         <w:rPr>
           <w:rFonts w:asciiTheme="majorBidi" w:hAnsiTheme="majorBidi" w:cstheme="majorBidi"/>
@@ -7370,7 +7129,6 @@
       <w:jc w:val="both"/>
     </w:pPr>
     <w:tblPr>
-      <w:tblInd w:w="0" w:type="dxa"/>
       <w:tblBorders>
         <w:top w:val="single" w:sz="4" w:space="0" w:color="auto"/>
         <w:left w:val="single" w:sz="4" w:space="0" w:color="auto"/>
@@ -7379,12 +7137,6 @@
         <w:insideH w:val="single" w:sz="4" w:space="0" w:color="auto"/>
         <w:insideV w:val="single" w:sz="4" w:space="0" w:color="auto"/>
       </w:tblBorders>
-      <w:tblCellMar>
-        <w:top w:w="0" w:type="dxa"/>
-        <w:left w:w="108" w:type="dxa"/>
-        <w:bottom w:w="0" w:type="dxa"/>
-        <w:right w:w="108" w:type="dxa"/>
-      </w:tblCellMar>
     </w:tblPr>
   </w:style>
   <w:style w:type="character" w:customStyle="1" w:styleId="NormalWebChar">
@@ -7655,7 +7407,6 @@
       <w:jc w:val="both"/>
     </w:pPr>
     <w:tblPr>
-      <w:tblInd w:w="0" w:type="dxa"/>
       <w:tblBorders>
         <w:top w:val="single" w:sz="4" w:space="0" w:color="auto"/>
         <w:left w:val="single" w:sz="4" w:space="0" w:color="auto"/>
@@ -7664,12 +7415,6 @@
         <w:insideH w:val="single" w:sz="4" w:space="0" w:color="auto"/>
         <w:insideV w:val="single" w:sz="4" w:space="0" w:color="auto"/>
       </w:tblBorders>
-      <w:tblCellMar>
-        <w:top w:w="0" w:type="dxa"/>
-        <w:left w:w="108" w:type="dxa"/>
-        <w:bottom w:w="0" w:type="dxa"/>
-        <w:right w:w="108" w:type="dxa"/>
-      </w:tblCellMar>
     </w:tblPr>
   </w:style>
   <w:style w:type="character" w:customStyle="1" w:styleId="NormalWebChar">
